--- a/Project2/ENPM661_Project02-2026-v1.docx
+++ b/Project2/ENPM661_Project02-2026-v1.docx
@@ -586,35 +586,7 @@
         <w:rPr>
           <w:rFonts w:ascii="Courier New"/>
         </w:rPr>
-        <w:t xml:space="preserve">Create two empty lists named </w:t>
-      </w:r>
-      <w:proofErr w:type="spellStart"/>
-      <w:r>
-        <w:rPr>
-          <w:rFonts w:ascii="Courier New"/>
-        </w:rPr>
-        <w:t>OpenList</w:t>
-      </w:r>
-      <w:proofErr w:type="spellEnd"/>
-      <w:r>
-        <w:rPr>
-          <w:rFonts w:ascii="Courier New"/>
-        </w:rPr>
-        <w:t xml:space="preserve"> and </w:t>
-      </w:r>
-      <w:proofErr w:type="spellStart"/>
-      <w:r>
-        <w:rPr>
-          <w:rFonts w:ascii="Courier New"/>
-        </w:rPr>
-        <w:t>ClosedList</w:t>
-      </w:r>
-      <w:proofErr w:type="spellEnd"/>
-      <w:r>
-        <w:rPr>
-          <w:rFonts w:ascii="Courier New"/>
-        </w:rPr>
-        <w:t xml:space="preserve"> Get the initial (X</w:t>
+        <w:t>Create two empty lists named OpenList and ClosedList Get the initial (X</w:t>
       </w:r>
       <w:r>
         <w:rPr>
@@ -627,14 +599,7 @@
         <w:rPr>
           <w:rFonts w:ascii="Courier New"/>
         </w:rPr>
-        <w:t>) and goal node (</w:t>
-      </w:r>
-      <w:proofErr w:type="spellStart"/>
-      <w:r>
-        <w:rPr>
-          <w:rFonts w:ascii="Courier New"/>
-        </w:rPr>
-        <w:t>X</w:t>
+        <w:t>) and goal node (X</w:t>
       </w:r>
       <w:r>
         <w:rPr>
@@ -643,43 +608,18 @@
         </w:rPr>
         <w:t>g</w:t>
       </w:r>
-      <w:proofErr w:type="spellEnd"/>
       <w:r>
         <w:rPr>
           <w:rFonts w:ascii="Courier New"/>
         </w:rPr>
-        <w:t xml:space="preserve">) from the user </w:t>
-      </w:r>
-      <w:proofErr w:type="spellStart"/>
-      <w:proofErr w:type="gramStart"/>
+        <w:t>) from the user OpenList.put(X</w:t>
+      </w:r>
       <w:r>
         <w:rPr>
           <w:rFonts w:ascii="Courier New"/>
         </w:rPr>
-        <w:t>OpenList.put</w:t>
-      </w:r>
-      <w:proofErr w:type="spellEnd"/>
-      <w:r>
-        <w:rPr>
-          <w:rFonts w:ascii="Courier New"/>
-        </w:rPr>
-        <w:t>(</w:t>
-      </w:r>
-      <w:proofErr w:type="spellStart"/>
-      <w:proofErr w:type="gramEnd"/>
-      <w:r>
-        <w:rPr>
-          <w:rFonts w:ascii="Courier New"/>
-        </w:rPr>
-        <w:t>X</w:t>
-      </w:r>
-      <w:r>
-        <w:rPr>
-          <w:rFonts w:ascii="Courier New"/>
-        </w:rPr>
         <w:t>g</w:t>
       </w:r>
-      <w:proofErr w:type="spellEnd"/>
       <w:r>
         <w:rPr>
           <w:rFonts w:ascii="Courier New"/>
@@ -716,21 +656,7 @@
         <w:rPr>
           <w:rFonts w:ascii="Courier New"/>
         </w:rPr>
-        <w:t>While (</w:t>
-      </w:r>
-      <w:proofErr w:type="spellStart"/>
-      <w:r>
-        <w:rPr>
-          <w:rFonts w:ascii="Courier New"/>
-        </w:rPr>
-        <w:t>OpenList</w:t>
-      </w:r>
-      <w:proofErr w:type="spellEnd"/>
-      <w:r>
-        <w:rPr>
-          <w:rFonts w:ascii="Courier New"/>
-        </w:rPr>
-        <w:t xml:space="preserve"> not EMPTY) and (Not reached the goal)</w:t>
+        <w:t>While (OpenList not EMPTY) and (Not reached the goal)</w:t>
       </w:r>
       <w:r>
         <w:rPr>
@@ -750,20 +676,7 @@
           <w:rFonts w:ascii="Courier New"/>
         </w:rPr>
         <w:tab/>
-      </w:r>
-      <w:proofErr w:type="spellStart"/>
-      <w:r>
-        <w:rPr>
-          <w:rFonts w:ascii="Courier New"/>
-        </w:rPr>
-        <w:t>OpenList.get</w:t>
-      </w:r>
-      <w:proofErr w:type="spellEnd"/>
-      <w:r>
-        <w:rPr>
-          <w:rFonts w:ascii="Courier New"/>
-        </w:rPr>
-        <w:t>()</w:t>
+        <w:t>OpenList.get()</w:t>
       </w:r>
     </w:p>
     <w:p>
@@ -779,28 +692,7 @@
         <w:rPr>
           <w:rFonts w:ascii="Courier New"/>
         </w:rPr>
-        <w:t xml:space="preserve">Add x to </w:t>
-      </w:r>
-      <w:proofErr w:type="spellStart"/>
-      <w:r>
-        <w:rPr>
-          <w:rFonts w:ascii="Courier New"/>
-        </w:rPr>
-        <w:t>ClosedList</w:t>
-      </w:r>
-      <w:proofErr w:type="spellEnd"/>
-      <w:r>
-        <w:rPr>
-          <w:rFonts w:ascii="Courier New"/>
-        </w:rPr>
-        <w:t xml:space="preserve"> if x = </w:t>
-      </w:r>
-      <w:proofErr w:type="spellStart"/>
-      <w:r>
-        <w:rPr>
-          <w:rFonts w:ascii="Courier New"/>
-        </w:rPr>
-        <w:t>X</w:t>
+        <w:t>Add x to ClosedList if x = X</w:t>
       </w:r>
       <w:r>
         <w:rPr>
@@ -809,7 +701,6 @@
         </w:rPr>
         <w:t>g</w:t>
       </w:r>
-      <w:proofErr w:type="spellEnd"/>
     </w:p>
     <w:p>
       <w:pPr>
@@ -866,19 +757,11 @@
       <w:r>
         <w:br w:type="column"/>
       </w:r>
-      <w:proofErr w:type="spellStart"/>
       <w:r>
         <w:rPr>
           <w:rFonts w:ascii="Courier New" w:hAnsi="Courier New"/>
         </w:rPr>
-        <w:t>forall</w:t>
-      </w:r>
-      <w:proofErr w:type="spellEnd"/>
-      <w:r>
-        <w:rPr>
-          <w:rFonts w:ascii="Courier New" w:hAnsi="Courier New"/>
-        </w:rPr>
-        <w:t xml:space="preserve"> u </w:t>
+        <w:t xml:space="preserve">forall u </w:t>
       </w:r>
       <w:r>
         <w:rPr>
@@ -931,23 +814,7 @@
           <w:rFonts w:ascii="Courier New" w:hAnsi="Courier New"/>
         </w:rPr>
         <w:tab/>
-        <w:t>f(</w:t>
-      </w:r>
-      <w:proofErr w:type="spellStart"/>
-      <w:proofErr w:type="gramStart"/>
-      <w:r>
-        <w:rPr>
-          <w:rFonts w:ascii="Courier New" w:hAnsi="Courier New"/>
-        </w:rPr>
-        <w:t>x,u</w:t>
-      </w:r>
-      <w:proofErr w:type="spellEnd"/>
-      <w:proofErr w:type="gramEnd"/>
-      <w:r>
-        <w:rPr>
-          <w:rFonts w:ascii="Courier New" w:hAnsi="Courier New"/>
-        </w:rPr>
-        <w:t>)</w:t>
+        <w:t>f(x,u)</w:t>
       </w:r>
       <w:r>
         <w:rPr>
@@ -1001,53 +868,23 @@
         </w:rPr>
         <w:t xml:space="preserve">∉ </w:t>
       </w:r>
-      <w:proofErr w:type="spellStart"/>
       <w:r>
         <w:rPr>
           <w:rFonts w:ascii="Courier New" w:hAnsi="Courier New"/>
         </w:rPr>
-        <w:t>ClosedList</w:t>
-      </w:r>
-      <w:proofErr w:type="spellEnd"/>
+        <w:t xml:space="preserve">ClosedList) and (NOT in the obstacle space) if (x’ </w:t>
+      </w:r>
+      <w:r>
+        <w:rPr>
+          <w:rFonts w:ascii="MS Gothic" w:hAnsi="MS Gothic"/>
+        </w:rPr>
+        <w:t xml:space="preserve">∉ </w:t>
+      </w:r>
       <w:r>
         <w:rPr>
           <w:rFonts w:ascii="Courier New" w:hAnsi="Courier New"/>
         </w:rPr>
-        <w:t xml:space="preserve">) and (NOT in the obstacle space) if (x’ </w:t>
-      </w:r>
-      <w:r>
-        <w:rPr>
-          <w:rFonts w:ascii="MS Gothic" w:hAnsi="MS Gothic"/>
-        </w:rPr>
-        <w:t xml:space="preserve">∉ </w:t>
-      </w:r>
-      <w:proofErr w:type="spellStart"/>
-      <w:r>
-        <w:rPr>
-          <w:rFonts w:ascii="Courier New" w:hAnsi="Courier New"/>
-        </w:rPr>
-        <w:t>OpenList</w:t>
-      </w:r>
-      <w:proofErr w:type="spellEnd"/>
-      <w:r>
-        <w:rPr>
-          <w:rFonts w:ascii="Courier New" w:hAnsi="Courier New"/>
-        </w:rPr>
-        <w:t>) or (</w:t>
-      </w:r>
-      <w:proofErr w:type="spellStart"/>
-      <w:r>
-        <w:rPr>
-          <w:rFonts w:ascii="Courier New" w:hAnsi="Courier New"/>
-        </w:rPr>
-        <w:t>CostToCome</w:t>
-      </w:r>
-      <w:proofErr w:type="spellEnd"/>
-      <w:r>
-        <w:rPr>
-          <w:rFonts w:ascii="Courier New" w:hAnsi="Courier New"/>
-        </w:rPr>
-        <w:t xml:space="preserve">(x’) = </w:t>
+        <w:t xml:space="preserve">OpenList) or (CostToCome(x’) = </w:t>
       </w:r>
       <w:r>
         <w:rPr>
@@ -1129,39 +966,18 @@
           </v:group>
         </w:pict>
       </w:r>
-      <w:proofErr w:type="spellStart"/>
       <w:r>
         <w:rPr>
           <w:rFonts w:ascii="Courier New" w:hAnsi="Courier New"/>
         </w:rPr>
-        <w:t>CostToCome</w:t>
-      </w:r>
-      <w:proofErr w:type="spellEnd"/>
+        <w:t>CostToCome(x’)</w:t>
+      </w:r>
       <w:r>
         <w:rPr>
           <w:rFonts w:ascii="Courier New" w:hAnsi="Courier New"/>
         </w:rPr>
-        <w:t>(x’)</w:t>
-      </w:r>
-      <w:r>
-        <w:rPr>
-          <w:rFonts w:ascii="Courier New" w:hAnsi="Courier New"/>
-        </w:rPr>
         <w:tab/>
-      </w:r>
-      <w:proofErr w:type="spellStart"/>
-      <w:r>
-        <w:rPr>
-          <w:rFonts w:ascii="Courier New" w:hAnsi="Courier New"/>
-        </w:rPr>
-        <w:t>CostToCome</w:t>
-      </w:r>
-      <w:proofErr w:type="spellEnd"/>
-      <w:r>
-        <w:rPr>
-          <w:rFonts w:ascii="Courier New" w:hAnsi="Courier New"/>
-        </w:rPr>
-        <w:t>(x)</w:t>
+        <w:t>CostToCome(x)</w:t>
       </w:r>
       <w:r>
         <w:rPr>
@@ -1187,23 +1003,7 @@
         <w:rPr>
           <w:rFonts w:ascii="Courier New" w:hAnsi="Courier New"/>
         </w:rPr>
-        <w:t>L(</w:t>
-      </w:r>
-      <w:proofErr w:type="spellStart"/>
-      <w:proofErr w:type="gramStart"/>
-      <w:r>
-        <w:rPr>
-          <w:rFonts w:ascii="Courier New" w:hAnsi="Courier New"/>
-        </w:rPr>
-        <w:t>x,u</w:t>
-      </w:r>
-      <w:proofErr w:type="spellEnd"/>
-      <w:proofErr w:type="gramEnd"/>
-      <w:r>
-        <w:rPr>
-          <w:rFonts w:ascii="Courier New" w:hAnsi="Courier New"/>
-        </w:rPr>
-        <w:t>)</w:t>
+        <w:t>L(x,u)</w:t>
       </w:r>
       <w:r>
         <w:rPr>
@@ -1217,27 +1017,7 @@
           <w:color w:val="585858"/>
           <w:sz w:val="20"/>
         </w:rPr>
-        <w:t># L(</w:t>
-      </w:r>
-      <w:proofErr w:type="spellStart"/>
-      <w:proofErr w:type="gramStart"/>
-      <w:r>
-        <w:rPr>
-          <w:rFonts w:ascii="Courier New" w:hAnsi="Courier New"/>
-          <w:color w:val="585858"/>
-          <w:sz w:val="20"/>
-        </w:rPr>
-        <w:t>x,u</w:t>
-      </w:r>
-      <w:proofErr w:type="spellEnd"/>
-      <w:proofErr w:type="gramEnd"/>
-      <w:r>
-        <w:rPr>
-          <w:rFonts w:ascii="Courier New" w:hAnsi="Courier New"/>
-          <w:color w:val="585858"/>
-          <w:sz w:val="20"/>
-        </w:rPr>
-        <w:t>) is the cost of the</w:t>
+        <w:t># L(x,u) is the cost of the</w:t>
       </w:r>
       <w:r>
         <w:rPr>
@@ -1294,35 +1074,18 @@
         </w:rPr>
         <w:tab/>
       </w:r>
-      <w:proofErr w:type="spellStart"/>
       <w:r>
         <w:rPr>
           <w:rFonts w:ascii="Courier New" w:hAnsi="Courier New"/>
           <w:spacing w:val="-1"/>
         </w:rPr>
-        <w:t>CostToCome</w:t>
-      </w:r>
-      <w:proofErr w:type="spellEnd"/>
+        <w:t xml:space="preserve">CostToCome(x’) </w:t>
+      </w:r>
       <w:r>
         <w:rPr>
           <w:rFonts w:ascii="Courier New" w:hAnsi="Courier New"/>
-          <w:spacing w:val="-1"/>
-        </w:rPr>
-        <w:t xml:space="preserve">(x’) </w:t>
-      </w:r>
-      <w:proofErr w:type="spellStart"/>
-      <w:r>
-        <w:rPr>
-          <w:rFonts w:ascii="Courier New" w:hAnsi="Courier New"/>
-        </w:rPr>
-        <w:t>OpenList.put</w:t>
-      </w:r>
-      <w:proofErr w:type="spellEnd"/>
-      <w:r>
-        <w:rPr>
-          <w:rFonts w:ascii="Courier New" w:hAnsi="Courier New"/>
-        </w:rPr>
-        <w:t>(x’)</w:t>
+        </w:rPr>
+        <w:t>OpenList.put(x’)</w:t>
       </w:r>
     </w:p>
     <w:p>
@@ -1449,44 +1212,14 @@
         <w:rPr>
           <w:rFonts w:ascii="Courier New" w:hAnsi="Courier New"/>
         </w:rPr>
-        <w:t xml:space="preserve">If Cost(x’) &gt; </w:t>
-      </w:r>
-      <w:proofErr w:type="spellStart"/>
-      <w:r>
-        <w:rPr>
-          <w:rFonts w:ascii="Courier New" w:hAnsi="Courier New"/>
-        </w:rPr>
-        <w:t>CostToCome</w:t>
-      </w:r>
-      <w:proofErr w:type="spellEnd"/>
-      <w:r>
-        <w:rPr>
-          <w:rFonts w:ascii="Courier New" w:hAnsi="Courier New"/>
-        </w:rPr>
-        <w:t xml:space="preserve">(x) + </w:t>
+        <w:t xml:space="preserve">If Cost(x’) &gt; CostToCome(x) + </w:t>
       </w:r>
       <w:r>
         <w:rPr>
           <w:rFonts w:ascii="Courier New" w:hAnsi="Courier New"/>
           <w:spacing w:val="-3"/>
         </w:rPr>
-        <w:t>L(</w:t>
-      </w:r>
-      <w:proofErr w:type="spellStart"/>
-      <w:r>
-        <w:rPr>
-          <w:rFonts w:ascii="Courier New" w:hAnsi="Courier New"/>
-          <w:spacing w:val="-3"/>
-        </w:rPr>
-        <w:t>x,u</w:t>
-      </w:r>
-      <w:proofErr w:type="spellEnd"/>
-      <w:r>
-        <w:rPr>
-          <w:rFonts w:ascii="Courier New" w:hAnsi="Courier New"/>
-          <w:spacing w:val="-3"/>
-        </w:rPr>
-        <w:t xml:space="preserve">) </w:t>
+        <w:t xml:space="preserve">L(x,u) </w:t>
       </w:r>
       <w:r>
         <w:rPr>
@@ -1542,90 +1275,38 @@
           </v:group>
         </w:pict>
       </w:r>
-      <w:proofErr w:type="spellStart"/>
       <w:r>
         <w:rPr>
           <w:rFonts w:ascii="Courier New" w:hAnsi="Courier New"/>
         </w:rPr>
-        <w:t>CostToCome</w:t>
-      </w:r>
-      <w:proofErr w:type="spellEnd"/>
+        <w:t>CostToCome(x’)</w:t>
+      </w:r>
       <w:r>
         <w:rPr>
           <w:rFonts w:ascii="Courier New" w:hAnsi="Courier New"/>
         </w:rPr>
-        <w:t>(x’)</w:t>
-      </w:r>
-      <w:r>
-        <w:rPr>
-          <w:rFonts w:ascii="Courier New" w:hAnsi="Courier New"/>
-        </w:rPr>
         <w:tab/>
-      </w:r>
-      <w:proofErr w:type="spellStart"/>
-      <w:r>
-        <w:rPr>
-          <w:rFonts w:ascii="Courier New" w:hAnsi="Courier New"/>
-        </w:rPr>
-        <w:t>CostToCome</w:t>
-      </w:r>
-      <w:proofErr w:type="spellEnd"/>
-      <w:r>
-        <w:rPr>
-          <w:rFonts w:ascii="Courier New" w:hAnsi="Courier New"/>
-        </w:rPr>
-        <w:t xml:space="preserve">(x) + </w:t>
+        <w:t xml:space="preserve">CostToCome(x) + </w:t>
       </w:r>
       <w:r>
         <w:rPr>
           <w:rFonts w:ascii="Courier New" w:hAnsi="Courier New"/>
           <w:spacing w:val="-3"/>
         </w:rPr>
-        <w:t>L(</w:t>
-      </w:r>
-      <w:proofErr w:type="spellStart"/>
-      <w:proofErr w:type="gramStart"/>
+        <w:t xml:space="preserve">L(x,u) </w:t>
+      </w:r>
       <w:r>
         <w:rPr>
           <w:rFonts w:ascii="Courier New" w:hAnsi="Courier New"/>
-          <w:spacing w:val="-3"/>
-        </w:rPr>
-        <w:t>x,u</w:t>
-      </w:r>
-      <w:proofErr w:type="spellEnd"/>
-      <w:proofErr w:type="gramEnd"/>
+        </w:rPr>
+        <w:t>Cost(x’)</w:t>
+      </w:r>
       <w:r>
         <w:rPr>
           <w:rFonts w:ascii="Courier New" w:hAnsi="Courier New"/>
-          <w:spacing w:val="-3"/>
-        </w:rPr>
-        <w:t xml:space="preserve">) </w:t>
-      </w:r>
-      <w:r>
-        <w:rPr>
-          <w:rFonts w:ascii="Courier New" w:hAnsi="Courier New"/>
-        </w:rPr>
-        <w:t>Cost(x’)</w:t>
-      </w:r>
-      <w:r>
-        <w:rPr>
-          <w:rFonts w:ascii="Courier New" w:hAnsi="Courier New"/>
         </w:rPr>
         <w:tab/>
-      </w:r>
-      <w:proofErr w:type="spellStart"/>
-      <w:r>
-        <w:rPr>
-          <w:rFonts w:ascii="Courier New" w:hAnsi="Courier New"/>
-        </w:rPr>
-        <w:t>CostToCome</w:t>
-      </w:r>
-      <w:proofErr w:type="spellEnd"/>
-      <w:r>
-        <w:rPr>
-          <w:rFonts w:ascii="Courier New" w:hAnsi="Courier New"/>
-        </w:rPr>
-        <w:t>(x’)</w:t>
+        <w:t>CostToCome(x’)</w:t>
       </w:r>
     </w:p>
     <w:p>
@@ -2426,17 +2107,8 @@
           <w:color w:val="585858"/>
           <w:sz w:val="28"/>
         </w:rPr>
-        <w:t xml:space="preserve"> for </w:t>
-      </w:r>
-      <w:proofErr w:type="spellStart"/>
-      <w:r>
-        <w:rPr>
-          <w:color w:val="585858"/>
-          <w:sz w:val="28"/>
-        </w:rPr>
-        <w:t>Dijkestra</w:t>
-      </w:r>
-      <w:proofErr w:type="spellEnd"/>
+        <w:t xml:space="preserve"> for Dijkestra</w:t>
+      </w:r>
       <w:r>
         <w:rPr>
           <w:color w:val="585858"/>
@@ -2516,27 +2188,8 @@
           <w:sz w:val="24"/>
           <w:szCs w:val="24"/>
         </w:rPr>
-        <w:lastRenderedPageBreak/>
         <w:tab/>
-        <w:t xml:space="preserve">Use similar font and font size shown below and create a map and use your initials and last 4 </w:t>
-      </w:r>
-      <w:proofErr w:type="gramStart"/>
-      <w:r>
-        <w:rPr>
-          <w:bCs/>
-          <w:sz w:val="24"/>
-          <w:szCs w:val="24"/>
-        </w:rPr>
-        <w:t>digit</w:t>
-      </w:r>
-      <w:proofErr w:type="gramEnd"/>
-      <w:r>
-        <w:rPr>
-          <w:bCs/>
-          <w:sz w:val="24"/>
-          <w:szCs w:val="24"/>
-        </w:rPr>
-        <w:t xml:space="preserve"> of your UID to </w:t>
+        <w:t xml:space="preserve">Use similar font and font size shown below and create a map and use your initials and last 4 digit of your UID to </w:t>
       </w:r>
     </w:p>
     <w:p>
@@ -3052,21 +2705,7 @@
         <w:rPr>
           <w:sz w:val="28"/>
         </w:rPr>
-        <w:t xml:space="preserve">by a </w:t>
-      </w:r>
-      <w:proofErr w:type="gramStart"/>
-      <w:r>
-        <w:rPr>
-          <w:sz w:val="28"/>
-        </w:rPr>
-        <w:t>message</w:t>
-      </w:r>
-      <w:proofErr w:type="gramEnd"/>
-      <w:r>
-        <w:rPr>
-          <w:sz w:val="28"/>
-        </w:rPr>
-        <w:t xml:space="preserve"> and </w:t>
+        <w:t xml:space="preserve">by a message and </w:t>
       </w:r>
       <w:r>
         <w:rPr>
@@ -3129,23 +2768,13 @@
         </w:rPr>
         <w:t xml:space="preserve">The user input start and goal coordinates should be </w:t>
       </w:r>
-      <w:proofErr w:type="spellStart"/>
       <w:r>
         <w:rPr>
           <w:color w:val="970000"/>
           <w:spacing w:val="-6"/>
           <w:sz w:val="28"/>
         </w:rPr>
-        <w:t>w.r.t.</w:t>
-      </w:r>
-      <w:proofErr w:type="spellEnd"/>
-      <w:r>
-        <w:rPr>
-          <w:color w:val="970000"/>
-          <w:spacing w:val="-6"/>
-          <w:sz w:val="28"/>
-        </w:rPr>
-        <w:t xml:space="preserve"> </w:t>
+        <w:t xml:space="preserve">w.r.t. </w:t>
       </w:r>
       <w:r>
         <w:rPr>
@@ -3592,14 +3221,12 @@
           <w:sz w:val="28"/>
         </w:rPr>
       </w:pPr>
-      <w:proofErr w:type="spellStart"/>
       <w:r>
         <w:rPr>
           <w:sz w:val="28"/>
         </w:rPr>
         <w:t>Pygame</w:t>
       </w:r>
-      <w:proofErr w:type="spellEnd"/>
     </w:p>
     <w:p>
       <w:pPr>
@@ -3796,14 +3423,12 @@
           <w:sz w:val="28"/>
         </w:rPr>
       </w:pPr>
-      <w:proofErr w:type="spellStart"/>
       <w:r>
         <w:rPr>
           <w:sz w:val="28"/>
         </w:rPr>
         <w:t>Tkinter</w:t>
       </w:r>
-      <w:proofErr w:type="spellEnd"/>
     </w:p>
     <w:p>
       <w:pPr>
@@ -3907,7 +3532,6 @@
         <w:ind w:left="1028"/>
       </w:pPr>
       <w:r>
-        <w:lastRenderedPageBreak/>
         <w:t>Step 01: Define the Actions in a Mathematical Format</w:t>
       </w:r>
     </w:p>
@@ -4090,7 +3714,6 @@
         <w:ind w:left="6265" w:hanging="5420"/>
       </w:pPr>
       <w:r>
-        <w:lastRenderedPageBreak/>
         <w:t>Step 02: Find the Mathematical Representation of Free Space</w:t>
       </w:r>
     </w:p>
@@ -4289,35 +3912,7 @@
         <w:rPr>
           <w:sz w:val="28"/>
         </w:rPr>
-        <w:t>Using OpenCV/Matplotlib/</w:t>
-      </w:r>
-      <w:proofErr w:type="spellStart"/>
-      <w:r>
-        <w:rPr>
-          <w:sz w:val="28"/>
-        </w:rPr>
-        <w:t>Pygame</w:t>
-      </w:r>
-      <w:proofErr w:type="spellEnd"/>
-      <w:r>
-        <w:rPr>
-          <w:sz w:val="28"/>
-        </w:rPr>
-        <w:t>/</w:t>
-      </w:r>
-      <w:proofErr w:type="spellStart"/>
-      <w:r>
-        <w:rPr>
-          <w:sz w:val="28"/>
-        </w:rPr>
-        <w:t>Tkinter</w:t>
-      </w:r>
-      <w:proofErr w:type="spellEnd"/>
-      <w:r>
-        <w:rPr>
-          <w:sz w:val="28"/>
-        </w:rPr>
-        <w:t xml:space="preserve"> (or any other graphical plotting library of your choice), create an empty canvas of size height=50</w:t>
+        <w:t>Using OpenCV/Matplotlib/Pygame/Tkinter (or any other graphical plotting library of your choice), create an empty canvas of size height=50</w:t>
       </w:r>
       <w:r>
         <w:rPr>
@@ -4587,7 +4182,6 @@
         <w:ind w:left="5453" w:hanging="4903"/>
       </w:pPr>
       <w:r>
-        <w:lastRenderedPageBreak/>
         <w:t>Step 03: Generate the Graph and Check for Goal Node in each Iteration</w:t>
       </w:r>
     </w:p>
@@ -5306,14 +4900,12 @@
           <w:sz w:val="26"/>
         </w:rPr>
       </w:pPr>
-      <w:proofErr w:type="spellStart"/>
       <w:r>
         <w:rPr>
           <w:sz w:val="26"/>
         </w:rPr>
         <w:t>Pygame</w:t>
       </w:r>
-      <w:proofErr w:type="spellEnd"/>
     </w:p>
     <w:p>
       <w:pPr>
@@ -5360,14 +4952,12 @@
           <w:sz w:val="26"/>
         </w:rPr>
       </w:pPr>
-      <w:proofErr w:type="spellStart"/>
       <w:r>
         <w:rPr>
           <w:sz w:val="26"/>
         </w:rPr>
         <w:t>Tkinter</w:t>
       </w:r>
-      <w:proofErr w:type="spellEnd"/>
     </w:p>
     <w:p>
       <w:pPr>
@@ -5455,7 +5045,6 @@
         <w:ind w:left="405"/>
       </w:pPr>
       <w:r>
-        <w:lastRenderedPageBreak/>
         <w:t>Project 02: Deliverables</w:t>
       </w:r>
     </w:p>
@@ -5554,37 +5143,14 @@
         <w:rPr>
           <w:sz w:val="28"/>
         </w:rPr>
-        <w:t>Must mention the libraries/</w:t>
-      </w:r>
-      <w:proofErr w:type="gramStart"/>
-      <w:r>
-        <w:rPr>
-          <w:sz w:val="28"/>
-        </w:rPr>
-        <w:t>dependencies</w:t>
-      </w:r>
-      <w:proofErr w:type="gramEnd"/>
-      <w:r>
-        <w:rPr>
-          <w:sz w:val="28"/>
-        </w:rPr>
-        <w:t xml:space="preserve"> used (for ex: </w:t>
-      </w:r>
-      <w:proofErr w:type="spellStart"/>
+        <w:t xml:space="preserve">Must mention the libraries/dependencies used (for ex: </w:t>
+      </w:r>
       <w:r>
         <w:rPr>
           <w:spacing w:val="-5"/>
           <w:sz w:val="28"/>
         </w:rPr>
-        <w:t>numpy</w:t>
-      </w:r>
-      <w:proofErr w:type="spellEnd"/>
-      <w:r>
-        <w:rPr>
-          <w:spacing w:val="-5"/>
-          <w:sz w:val="28"/>
-        </w:rPr>
-        <w:t xml:space="preserve">, </w:t>
+        <w:t xml:space="preserve">numpy, </w:t>
       </w:r>
       <w:r>
         <w:rPr>
@@ -5599,19 +5165,11 @@
         </w:rPr>
         <w:t xml:space="preserve"> </w:t>
       </w:r>
-      <w:proofErr w:type="spellStart"/>
-      <w:r>
-        <w:rPr>
-          <w:sz w:val="28"/>
-        </w:rPr>
-        <w:t>etc</w:t>
-      </w:r>
-      <w:proofErr w:type="spellEnd"/>
-      <w:r>
-        <w:rPr>
-          <w:sz w:val="28"/>
-        </w:rPr>
-        <w:t>)</w:t>
+      <w:r>
+        <w:rPr>
+          <w:sz w:val="28"/>
+        </w:rPr>
+        <w:t>etc)</w:t>
       </w:r>
     </w:p>
     <w:p>
@@ -5643,15 +5201,7 @@
           <w:color w:val="585858"/>
           <w:sz w:val="28"/>
         </w:rPr>
-        <w:t xml:space="preserve">Source </w:t>
-      </w:r>
-      <w:proofErr w:type="gramStart"/>
-      <w:r>
-        <w:rPr>
-          <w:color w:val="585858"/>
-          <w:sz w:val="28"/>
-        </w:rPr>
-        <w:t>Code</w:t>
+        <w:t>Source Code</w:t>
       </w:r>
       <w:r>
         <w:rPr>
@@ -5666,24 +5216,7 @@
           <w:color w:val="585858"/>
           <w:sz w:val="28"/>
         </w:rPr>
-        <w:t>(.</w:t>
-      </w:r>
-      <w:proofErr w:type="spellStart"/>
-      <w:proofErr w:type="gramEnd"/>
-      <w:r>
-        <w:rPr>
-          <w:color w:val="585858"/>
-          <w:sz w:val="28"/>
-        </w:rPr>
-        <w:t>py</w:t>
-      </w:r>
-      <w:proofErr w:type="spellEnd"/>
-      <w:r>
-        <w:rPr>
-          <w:color w:val="585858"/>
-          <w:sz w:val="28"/>
-        </w:rPr>
-        <w:t>)</w:t>
+        <w:t>(.py)</w:t>
       </w:r>
     </w:p>
     <w:p>
@@ -5967,23 +5500,7 @@
           <w:color w:val="585858"/>
           <w:sz w:val="28"/>
         </w:rPr>
-        <w:t xml:space="preserve">Animation </w:t>
-      </w:r>
-      <w:proofErr w:type="gramStart"/>
-      <w:r>
-        <w:rPr>
-          <w:color w:val="585858"/>
-          <w:sz w:val="28"/>
-        </w:rPr>
-        <w:t>Video (.</w:t>
-      </w:r>
-      <w:proofErr w:type="gramEnd"/>
-      <w:r>
-        <w:rPr>
-          <w:color w:val="585858"/>
-          <w:sz w:val="28"/>
-        </w:rPr>
-        <w:t>mp4)</w:t>
+        <w:t>Animation Video (.mp4)</w:t>
       </w:r>
     </w:p>
     <w:p>
@@ -6150,7 +5667,6 @@
         <w:ind w:left="405"/>
       </w:pPr>
       <w:r>
-        <w:lastRenderedPageBreak/>
         <w:t>Additional information + Tips</w:t>
       </w:r>
     </w:p>
@@ -6175,21 +5691,7 @@
         <w:rPr>
           <w:sz w:val="28"/>
         </w:rPr>
-        <w:t xml:space="preserve">When defining the obstacle space, use any graphing tool (like </w:t>
-      </w:r>
-      <w:proofErr w:type="spellStart"/>
-      <w:r>
-        <w:rPr>
-          <w:sz w:val="28"/>
-        </w:rPr>
-        <w:t>desmos</w:t>
-      </w:r>
-      <w:proofErr w:type="spellEnd"/>
-      <w:r>
-        <w:rPr>
-          <w:sz w:val="28"/>
-        </w:rPr>
-        <w:t>) to visualize and check the validity of your</w:t>
+        <w:t>When defining the obstacle space, use any graphing tool (like desmos) to visualize and check the validity of your</w:t>
       </w:r>
       <w:r>
         <w:rPr>
